--- a/Experiment_instruction.docx
+++ b/Experiment_instruction.docx
@@ -8,6 +8,7 @@
           <w:rFonts w:ascii="Times New Roman" w:hAnsi="Times New Roman" w:cs="Times New Roman"/>
           <w:sz w:val="20"/>
           <w:szCs w:val="20"/>
+          <w:lang w:val="pt-BR"/>
         </w:rPr>
       </w:pPr>
       <w:r>
@@ -15,6 +16,7 @@
           <w:rFonts w:ascii="Times New Roman" w:hAnsi="Times New Roman" w:cs="Times New Roman"/>
           <w:sz w:val="20"/>
           <w:szCs w:val="20"/>
+          <w:lang w:val="pt-BR"/>
         </w:rPr>
         <w:t>GFM Inverter</w:t>
       </w:r>
@@ -23,6 +25,7 @@
           <w:rFonts w:ascii="Times New Roman" w:hAnsi="Times New Roman" w:cs="Times New Roman"/>
           <w:sz w:val="20"/>
           <w:szCs w:val="20"/>
+          <w:lang w:val="pt-BR"/>
         </w:rPr>
         <w:br/>
       </w:r>
@@ -31,22 +34,163 @@
           <w:rFonts w:ascii="Times New Roman" w:hAnsi="Times New Roman" w:cs="Times New Roman"/>
           <w:sz w:val="20"/>
           <w:szCs w:val="20"/>
-        </w:rPr>
-        <w:t>电压跌落</w:t>
+          <w:lang w:val="pt-BR"/>
+        </w:rPr>
+        <w:br/>
+      </w:r>
+      <w:r>
+        <w:rPr>
+          <w:rFonts w:ascii="Times New Roman" w:hAnsi="Times New Roman" w:cs="Times New Roman" w:hint="eastAsia"/>
+          <w:sz w:val="20"/>
+          <w:szCs w:val="20"/>
+          <w:lang w:val="pt-BR"/>
+        </w:rPr>
+        <w:t>circular limiter:</w:t>
       </w:r>
       <w:r>
         <w:rPr>
           <w:rFonts w:ascii="Times New Roman" w:hAnsi="Times New Roman" w:cs="Times New Roman"/>
           <w:sz w:val="20"/>
           <w:szCs w:val="20"/>
+          <w:lang w:val="pt-BR"/>
         </w:rPr>
         <w:br/>
       </w:r>
       <w:r>
         <w:rPr>
+          <w:rFonts w:ascii="Times New Roman" w:hAnsi="Times New Roman" w:cs="Times New Roman" w:hint="eastAsia"/>
+          <w:sz w:val="20"/>
+          <w:szCs w:val="20"/>
+          <w:lang w:val="pt-BR"/>
+        </w:rPr>
+        <w:t>v</w:t>
+      </w:r>
+      <w:r>
+        <w:rPr>
+          <w:rFonts w:ascii="Times New Roman" w:hAnsi="Times New Roman" w:cs="Times New Roman" w:hint="eastAsia"/>
+          <w:sz w:val="20"/>
+          <w:szCs w:val="20"/>
+          <w:lang w:val="pt-BR"/>
+        </w:rPr>
+        <w:t>oltage drop:</w:t>
+      </w:r>
+      <w:r>
+        <w:rPr>
+          <w:rFonts w:ascii="Consolas" w:eastAsia="Times New Roman" w:hAnsi="Consolas" w:cs="Times New Roman"/>
+          <w:kern w:val="0"/>
+          <w:sz w:val="20"/>
+          <w:szCs w:val="20"/>
+          <w:lang w:val="pt-BR"/>
+          <w14:ligatures w14:val="none"/>
+        </w:rPr>
+        <w:t xml:space="preserve"> </w:t>
+      </w:r>
+      <w:r>
+        <w:rPr>
           <w:rFonts w:ascii="Times New Roman" w:hAnsi="Times New Roman" w:cs="Times New Roman"/>
           <w:sz w:val="20"/>
           <w:szCs w:val="20"/>
+          <w:lang w:val="pt-BR"/>
+        </w:rPr>
+        <w:t>0.078</w:t>
+      </w:r>
+    </w:p>
+    <w:p>
+      <w:pPr>
+        <w:rPr>
+          <w:rFonts w:ascii="Times New Roman" w:hAnsi="Times New Roman" w:cs="Times New Roman"/>
+          <w:sz w:val="20"/>
+          <w:szCs w:val="20"/>
+          <w:lang w:val="pt-BR"/>
+        </w:rPr>
+      </w:pPr>
+      <w:r>
+        <w:rPr>
+          <w:rFonts w:ascii="Times New Roman" w:hAnsi="Times New Roman" w:cs="Times New Roman" w:hint="eastAsia"/>
+          <w:sz w:val="20"/>
+          <w:szCs w:val="20"/>
+          <w:lang w:val="pt-BR"/>
+        </w:rPr>
+        <w:t>0.082</w:t>
+      </w:r>
+      <w:r>
+        <w:rPr>
+          <w:rFonts w:ascii="Times New Roman" w:hAnsi="Times New Roman" w:cs="Times New Roman"/>
+          <w:sz w:val="20"/>
+          <w:szCs w:val="20"/>
+          <w:lang w:val="pt-BR"/>
+        </w:rPr>
+        <w:br/>
+      </w:r>
+      <w:r>
+        <w:rPr>
+          <w:rFonts w:ascii="Times New Roman" w:hAnsi="Times New Roman" w:cs="Times New Roman"/>
+          <w:sz w:val="20"/>
+          <w:szCs w:val="20"/>
+          <w:lang w:val="pt-BR"/>
+        </w:rPr>
+        <w:br/>
+      </w:r>
+      <w:r>
+        <w:rPr>
+          <w:rFonts w:ascii="Times New Roman" w:hAnsi="Times New Roman" w:cs="Times New Roman"/>
+          <w:sz w:val="20"/>
+          <w:szCs w:val="20"/>
+          <w:lang w:val="pt-BR"/>
+        </w:rPr>
+        <w:br/>
+      </w:r>
+      <w:r>
+        <w:rPr>
+          <w:rFonts w:ascii="Times New Roman" w:hAnsi="Times New Roman" w:cs="Times New Roman"/>
+          <w:sz w:val="20"/>
+          <w:szCs w:val="20"/>
+          <w:lang w:val="pt-BR"/>
+        </w:rPr>
+        <w:br/>
+      </w:r>
+      <w:r>
+        <w:rPr>
+          <w:rFonts w:ascii="Times New Roman" w:hAnsi="Times New Roman" w:cs="Times New Roman" w:hint="eastAsia"/>
+          <w:sz w:val="20"/>
+          <w:szCs w:val="20"/>
+          <w:lang w:val="pt-BR"/>
+        </w:rPr>
+        <w:t>EVA:</w:t>
+      </w:r>
+      <w:r>
+        <w:rPr>
+          <w:rFonts w:ascii="Times New Roman" w:hAnsi="Times New Roman" w:cs="Times New Roman"/>
+          <w:sz w:val="20"/>
+          <w:szCs w:val="20"/>
+          <w:lang w:val="pt-BR"/>
+        </w:rPr>
+        <w:br/>
+      </w:r>
+      <w:r>
+        <w:rPr>
+          <w:rFonts w:ascii="Times New Roman" w:hAnsi="Times New Roman" w:cs="Times New Roman" w:hint="eastAsia"/>
+          <w:sz w:val="20"/>
+          <w:szCs w:val="20"/>
+          <w:lang w:val="pt-BR"/>
+        </w:rPr>
+        <w:t>voltage drop</w:t>
+      </w:r>
+      <w:r>
+        <w:rPr>
+          <w:rFonts w:ascii="Times New Roman" w:hAnsi="Times New Roman" w:cs="Times New Roman"/>
+          <w:sz w:val="20"/>
+          <w:szCs w:val="20"/>
+          <w:lang w:val="pt-BR"/>
+        </w:rPr>
+        <w:br/>
+      </w:r>
+      <w:r>
+        <w:rPr>
+          <w:rFonts w:ascii="Times New Roman" w:hAnsi="Times New Roman" w:cs="Times New Roman"/>
+          <w:sz w:val="20"/>
+          <w:szCs w:val="20"/>
+          <w:lang w:val="pt-BR"/>
         </w:rPr>
         <w:br/>
       </w:r>
@@ -664,7 +808,6 @@
   <w:style w:type="character" w:default="1" w:styleId="DefaultParagraphFont">
     <w:name w:val="Default Paragraph Font"/>
     <w:uiPriority w:val="1"/>
-    <w:semiHidden/>
     <w:unhideWhenUsed/>
   </w:style>
   <w:style w:type="table" w:default="1" w:styleId="TableNormal">

--- a/Experiment_instruction.docx
+++ b/Experiment_instruction.docx
@@ -124,6 +124,46 @@
       </w:r>
       <w:r>
         <w:rPr>
+          <w:noProof/>
+        </w:rPr>
+        <w:drawing>
+          <wp:inline distT="0" distB="0" distL="0" distR="0" wp14:anchorId="091B3381" wp14:editId="1FE7A2EA">
+            <wp:extent cx="5745480" cy="2959310"/>
+            <wp:effectExtent l="0" t="0" r="7620" b="0"/>
+            <wp:docPr id="1192721765" name="Picture 1"/>
+            <wp:cNvGraphicFramePr>
+              <a:graphicFrameLocks xmlns:a="http://schemas.openxmlformats.org/drawingml/2006/main" noChangeAspect="1"/>
+            </wp:cNvGraphicFramePr>
+            <a:graphic xmlns:a="http://schemas.openxmlformats.org/drawingml/2006/main">
+              <a:graphicData uri="http://schemas.openxmlformats.org/drawingml/2006/picture">
+                <pic:pic xmlns:pic="http://schemas.openxmlformats.org/drawingml/2006/picture">
+                  <pic:nvPicPr>
+                    <pic:cNvPr id="1192721765" name=""/>
+                    <pic:cNvPicPr/>
+                  </pic:nvPicPr>
+                  <pic:blipFill>
+                    <a:blip r:embed="rId4"/>
+                    <a:stretch>
+                      <a:fillRect/>
+                    </a:stretch>
+                  </pic:blipFill>
+                  <pic:spPr>
+                    <a:xfrm>
+                      <a:off x="0" y="0"/>
+                      <a:ext cx="5755790" cy="2964620"/>
+                    </a:xfrm>
+                    <a:prstGeom prst="rect">
+                      <a:avLst/>
+                    </a:prstGeom>
+                  </pic:spPr>
+                </pic:pic>
+              </a:graphicData>
+            </a:graphic>
+          </wp:inline>
+        </w:drawing>
+      </w:r>
+      <w:r>
+        <w:rPr>
           <w:rFonts w:ascii="Times New Roman" w:hAnsi="Times New Roman" w:cs="Times New Roman"/>
           <w:sz w:val="20"/>
           <w:szCs w:val="20"/>
@@ -158,12 +198,121 @@
         </w:rPr>
         <w:t>EVA:</w:t>
       </w:r>
-      <w:r>
-        <w:rPr>
-          <w:rFonts w:ascii="Times New Roman" w:hAnsi="Times New Roman" w:cs="Times New Roman"/>
-          <w:sz w:val="20"/>
-          <w:szCs w:val="20"/>
-          <w:lang w:val="pt-BR"/>
+    </w:p>
+    <w:p>
+      <w:pPr>
+        <w:rPr>
+          <w:rFonts w:ascii="Times New Roman" w:hAnsi="Times New Roman" w:cs="Times New Roman"/>
+          <w:sz w:val="20"/>
+          <w:szCs w:val="20"/>
+        </w:rPr>
+      </w:pPr>
+      <w:proofErr w:type="spellStart"/>
+      <w:r>
+        <w:rPr>
+          <w:rFonts w:ascii="Times New Roman" w:hAnsi="Times New Roman" w:cs="Times New Roman"/>
+          <w:sz w:val="20"/>
+          <w:szCs w:val="20"/>
+        </w:rPr>
+        <w:t>Xg</w:t>
+      </w:r>
+      <w:proofErr w:type="spellEnd"/>
+      <w:r>
+        <w:rPr>
+          <w:rFonts w:ascii="Times New Roman" w:hAnsi="Times New Roman" w:cs="Times New Roman"/>
+          <w:sz w:val="20"/>
+          <w:szCs w:val="20"/>
+        </w:rPr>
+        <w:t xml:space="preserve"> = 0.307</w:t>
+      </w:r>
+      <w:proofErr w:type="gramStart"/>
+      <w:r>
+        <w:rPr>
+          <w:rFonts w:ascii="Times New Roman" w:hAnsi="Times New Roman" w:cs="Times New Roman"/>
+          <w:sz w:val="20"/>
+          <w:szCs w:val="20"/>
+        </w:rPr>
+        <w:t>;  %</w:t>
+      </w:r>
+      <w:proofErr w:type="gramEnd"/>
+      <w:r>
+        <w:rPr>
+          <w:rFonts w:ascii="Times New Roman" w:hAnsi="Times New Roman" w:cs="Times New Roman"/>
+          <w:sz w:val="20"/>
+          <w:szCs w:val="20"/>
+        </w:rPr>
+        <w:t xml:space="preserve">0.431  </w:t>
+      </w:r>
+    </w:p>
+    <w:p>
+      <w:pPr>
+        <w:rPr>
+          <w:rFonts w:ascii="Times New Roman" w:hAnsi="Times New Roman" w:cs="Times New Roman" w:hint="eastAsia"/>
+          <w:sz w:val="20"/>
+          <w:szCs w:val="20"/>
+          <w:lang w:val="en-US"/>
+        </w:rPr>
+      </w:pPr>
+      <w:proofErr w:type="spellStart"/>
+      <w:r>
+        <w:rPr>
+          <w:rFonts w:ascii="Times New Roman" w:hAnsi="Times New Roman" w:cs="Times New Roman"/>
+          <w:sz w:val="20"/>
+          <w:szCs w:val="20"/>
+        </w:rPr>
+        <w:t>Rg</w:t>
+      </w:r>
+      <w:proofErr w:type="spellEnd"/>
+      <w:r>
+        <w:rPr>
+          <w:rFonts w:ascii="Times New Roman" w:hAnsi="Times New Roman" w:cs="Times New Roman"/>
+          <w:sz w:val="20"/>
+          <w:szCs w:val="20"/>
+        </w:rPr>
+        <w:t xml:space="preserve"> = </w:t>
+      </w:r>
+      <w:proofErr w:type="gramStart"/>
+      <w:r>
+        <w:rPr>
+          <w:rFonts w:ascii="Times New Roman" w:hAnsi="Times New Roman" w:cs="Times New Roman"/>
+          <w:sz w:val="20"/>
+          <w:szCs w:val="20"/>
+        </w:rPr>
+        <w:t>0.0338;%</w:t>
+      </w:r>
+      <w:proofErr w:type="gramEnd"/>
+      <w:r>
+        <w:rPr>
+          <w:rFonts w:ascii="Times New Roman" w:hAnsi="Times New Roman" w:cs="Times New Roman"/>
+          <w:sz w:val="20"/>
+          <w:szCs w:val="20"/>
+        </w:rPr>
+        <w:t xml:space="preserve">0.05  </w:t>
+      </w:r>
+    </w:p>
+    <w:p>
+      <w:pPr>
+        <w:rPr>
+          <w:rFonts w:ascii="Times New Roman" w:hAnsi="Times New Roman" w:cs="Times New Roman"/>
+          <w:sz w:val="20"/>
+          <w:szCs w:val="20"/>
+        </w:rPr>
+      </w:pPr>
+    </w:p>
+    <w:p>
+      <w:pPr>
+        <w:rPr>
+          <w:rFonts w:ascii="Times New Roman" w:hAnsi="Times New Roman" w:cs="Times New Roman" w:hint="eastAsia"/>
+          <w:sz w:val="20"/>
+          <w:szCs w:val="20"/>
+          <w:lang w:val="en-US"/>
+        </w:rPr>
+      </w:pPr>
+      <w:r>
+        <w:rPr>
+          <w:rFonts w:ascii="Times New Roman" w:hAnsi="Times New Roman" w:cs="Times New Roman"/>
+          <w:sz w:val="20"/>
+          <w:szCs w:val="20"/>
         </w:rPr>
         <w:br/>
       </w:r>
@@ -172,7 +321,6 @@
           <w:rFonts w:ascii="Times New Roman" w:hAnsi="Times New Roman" w:cs="Times New Roman" w:hint="eastAsia"/>
           <w:sz w:val="20"/>
           <w:szCs w:val="20"/>
-          <w:lang w:val="pt-BR"/>
         </w:rPr>
         <w:t>voltage drop</w:t>
       </w:r>
@@ -181,16 +329,57 @@
           <w:rFonts w:ascii="Times New Roman" w:hAnsi="Times New Roman" w:cs="Times New Roman"/>
           <w:sz w:val="20"/>
           <w:szCs w:val="20"/>
-          <w:lang w:val="pt-BR"/>
         </w:rPr>
         <w:br/>
       </w:r>
-      <w:r>
-        <w:rPr>
-          <w:rFonts w:ascii="Times New Roman" w:hAnsi="Times New Roman" w:cs="Times New Roman"/>
-          <w:sz w:val="20"/>
-          <w:szCs w:val="20"/>
-          <w:lang w:val="pt-BR"/>
+      <w:proofErr w:type="spellStart"/>
+      <w:r>
+        <w:rPr>
+          <w:rFonts w:ascii="Times New Roman" w:hAnsi="Times New Roman" w:cs="Times New Roman"/>
+          <w:sz w:val="20"/>
+          <w:szCs w:val="20"/>
+        </w:rPr>
+        <w:t>t_c</w:t>
+      </w:r>
+      <w:proofErr w:type="spellEnd"/>
+      <w:r>
+        <w:rPr>
+          <w:rFonts w:ascii="Times New Roman" w:hAnsi="Times New Roman" w:cs="Times New Roman"/>
+          <w:sz w:val="20"/>
+          <w:szCs w:val="20"/>
+        </w:rPr>
+        <w:t xml:space="preserve"> = 0.1</w:t>
+      </w:r>
+      <w:r>
+        <w:rPr>
+          <w:rFonts w:ascii="Times New Roman" w:hAnsi="Times New Roman" w:cs="Times New Roman" w:hint="eastAsia"/>
+          <w:sz w:val="20"/>
+          <w:szCs w:val="20"/>
+        </w:rPr>
+        <w:t>18</w:t>
+      </w:r>
+      <w:r>
+        <w:rPr>
+          <w:rFonts w:ascii="Times New Roman" w:hAnsi="Times New Roman" w:cs="Times New Roman"/>
+          <w:sz w:val="20"/>
+          <w:szCs w:val="20"/>
+        </w:rPr>
+        <w:br/>
+      </w:r>
+    </w:p>
+    <w:p>
+      <w:pPr>
+        <w:rPr>
+          <w:rFonts w:ascii="Times New Roman" w:hAnsi="Times New Roman" w:cs="Times New Roman"/>
+          <w:sz w:val="20"/>
+          <w:szCs w:val="20"/>
+        </w:rPr>
+      </w:pPr>
+      <w:r>
+        <w:rPr>
+          <w:rFonts w:ascii="Times New Roman" w:hAnsi="Times New Roman" w:cs="Times New Roman"/>
+          <w:sz w:val="20"/>
+          <w:szCs w:val="20"/>
         </w:rPr>
         <w:br/>
       </w:r>
